--- a/public/templates/借款合同.docx
+++ b/public/templates/借款合同.docx
@@ -145,7 +145,7 @@
           <w:sz w:val="24"/>
           <w:szCs w:val="24"/>
         </w:rPr>
-        <w:t xml:space="preserve">根据《中华人民共和国合同法》及相关法律法规的规定，甲乙双方在平等、自愿的基础上，就借款事宜达成如下协议：</w:t>
+        <w:t xml:space="preserve">根据《中华人民共和国民法典》及相关法律法规的规定，甲乙双方在平等、自愿的基础上，就借款事宜达成如下协议：</w:t>
       </w:r>
     </w:p>
     <w:p/>
@@ -180,6 +180,21 @@
         <w:t xml:space="preserve">乙方向甲方借款人民币{{借款金额}}元（大写：{{借款金额大写}}）。</w:t>
       </w:r>
     </w:p>
+    <w:p>
+      <w:pPr>
+        <w:spacing w:line="360"/>
+        <w:ind w:firstLine="480"/>
+      </w:pPr>
+      <w:r>
+        <w:rPr>
+          <w:rFonts w:ascii="宋体" w:cs="宋体" w:eastAsia="宋体" w:hAnsi="宋体"/>
+          <w:color w:val="FF0000"/>
+          <w:sz w:val="24"/>
+          <w:szCs w:val="24"/>
+        </w:rPr>
+        <w:t xml:space="preserve">甲方应于{{借款发放日期}}前将借款一次性支付给乙方。</w:t>
+      </w:r>
+    </w:p>
     <w:p/>
     <w:p>
       <w:pPr>
@@ -244,6 +259,36 @@
         <w:t xml:space="preserve">本借款利率为{{年利率}}%（年利率），{{利率说明}}。</w:t>
       </w:r>
     </w:p>
+    <w:p>
+      <w:pPr>
+        <w:spacing w:line="360"/>
+        <w:ind w:firstLine="480"/>
+      </w:pPr>
+      <w:r>
+        <w:rPr>
+          <w:rFonts w:ascii="宋体" w:cs="宋体" w:eastAsia="宋体" w:hAnsi="宋体"/>
+          <w:color w:val="FF0000"/>
+          <w:sz w:val="24"/>
+          <w:szCs w:val="24"/>
+        </w:rPr>
+        <w:t xml:space="preserve">利息计算方式：{{利息计算方式}}。</w:t>
+      </w:r>
+    </w:p>
+    <w:p>
+      <w:pPr>
+        <w:spacing w:line="360"/>
+        <w:ind w:firstLine="480"/>
+      </w:pPr>
+      <w:r>
+        <w:rPr>
+          <w:rFonts w:ascii="宋体" w:cs="宋体" w:eastAsia="宋体" w:hAnsi="宋体"/>
+          <w:color w:val="FF0000"/>
+          <w:sz w:val="24"/>
+          <w:szCs w:val="24"/>
+        </w:rPr>
+        <w:t xml:space="preserve">利率调整：{{利率调整方式}}。</w:t>
+      </w:r>
+    </w:p>
     <w:p/>
     <w:p>
       <w:pPr>
@@ -306,6 +351,21 @@
         <w:t xml:space="preserve">3. 还款账户：{{还款账户}}</w:t>
       </w:r>
     </w:p>
+    <w:p>
+      <w:pPr>
+        <w:spacing w:line="360"/>
+        <w:ind w:firstLine="480"/>
+      </w:pPr>
+      <w:r>
+        <w:rPr>
+          <w:rFonts w:ascii="宋体" w:cs="宋体" w:eastAsia="宋体" w:hAnsi="宋体"/>
+          <w:color w:val="FF0000"/>
+          <w:sz w:val="24"/>
+          <w:szCs w:val="24"/>
+        </w:rPr>
+        <w:t xml:space="preserve">4. 提前还款：乙方可以提前还款，提前还款的利息计算方式为{{提前还款利息计算}}。</w:t>
+      </w:r>
+    </w:p>
     <w:p/>
     <w:p>
       <w:pPr>
@@ -338,6 +398,20 @@
         <w:t xml:space="preserve">乙方保证将借款用于{{借款用途}}，不得挪作他用。</w:t>
       </w:r>
     </w:p>
+    <w:p>
+      <w:pPr>
+        <w:spacing w:line="360"/>
+        <w:ind w:firstLine="480"/>
+      </w:pPr>
+      <w:r>
+        <w:rPr>
+          <w:rFonts w:ascii="宋体" w:cs="宋体" w:eastAsia="宋体" w:hAnsi="宋体"/>
+          <w:sz w:val="24"/>
+          <w:szCs w:val="24"/>
+        </w:rPr>
+        <w:t xml:space="preserve">甲方有权对借款用途进行监督，如发现挪用，甲方有权提前收回借款。</w:t>
+      </w:r>
+    </w:p>
     <w:p/>
     <w:p>
       <w:pPr>
@@ -370,6 +444,35 @@
         <w:t xml:space="preserve">{{担保条款内容}}</w:t>
       </w:r>
     </w:p>
+    <w:p>
+      <w:pPr>
+        <w:spacing w:line="360"/>
+        <w:ind w:firstLine="480"/>
+      </w:pPr>
+      <w:r>
+        <w:rPr>
+          <w:rFonts w:ascii="宋体" w:cs="宋体" w:eastAsia="宋体" w:hAnsi="宋体"/>
+          <w:sz w:val="24"/>
+          <w:szCs w:val="24"/>
+        </w:rPr>
+        <w:t xml:space="preserve">担保范围：主债权及利息、违约金、损害赔偿金和实现债权的费用。</w:t>
+      </w:r>
+    </w:p>
+    <w:p>
+      <w:pPr>
+        <w:spacing w:line="360"/>
+        <w:ind w:firstLine="480"/>
+      </w:pPr>
+      <w:r>
+        <w:rPr>
+          <w:rFonts w:ascii="宋体" w:cs="宋体" w:eastAsia="宋体" w:hAnsi="宋体"/>
+          <w:color w:val="FF0000"/>
+          <w:sz w:val="24"/>
+          <w:szCs w:val="24"/>
+        </w:rPr>
+        <w:t xml:space="preserve">担保期限：{{担保期限}}。</w:t>
+      </w:r>
+    </w:p>
     <w:p/>
     <w:p>
       <w:pPr>
@@ -399,22 +502,110 @@
           <w:sz w:val="24"/>
           <w:szCs w:val="24"/>
         </w:rPr>
-        <w:t xml:space="preserve">1. 乙方逾期还款的，每逾期一日，按逾期金额的{{逾期违约金比例}}%支付违约金。</w:t>
-      </w:r>
-    </w:p>
-    <w:p>
-      <w:pPr>
-        <w:spacing w:line="360"/>
-        <w:ind w:firstLine="480"/>
-      </w:pPr>
-      <w:r>
-        <w:rPr>
-          <w:rFonts w:ascii="宋体" w:cs="宋体" w:eastAsia="宋体" w:hAnsi="宋体"/>
-          <w:color w:val="FF0000"/>
-          <w:sz w:val="24"/>
-          <w:szCs w:val="24"/>
-        </w:rPr>
-        <w:t xml:space="preserve">2. {{其他违约责任}}</w:t>
+        <w:t xml:space="preserve">1. 乙方逾期还款的，每逾期一日，按逾期金额的{{逾期违约金比例}}%（日利率）支付违约金。逾期超过{{逾期天数}}日的，甲方有权提前收回全部借款，并要求乙方支付相当于借款总额{{违约金比例}}%的违约金。</w:t>
+      </w:r>
+    </w:p>
+    <w:p>
+      <w:pPr>
+        <w:spacing w:line="360"/>
+        <w:ind w:firstLine="480"/>
+      </w:pPr>
+      <w:r>
+        <w:rPr>
+          <w:rFonts w:ascii="宋体" w:cs="宋体" w:eastAsia="宋体" w:hAnsi="宋体"/>
+          <w:color w:val="FF0000"/>
+          <w:sz w:val="24"/>
+          <w:szCs w:val="24"/>
+        </w:rPr>
+        <w:t xml:space="preserve">2. 乙方未按约定用途使用借款的，甲方有权提前收回借款，并要求乙方支付相当于借款总额{{违约金比例}}%的违约金。</w:t>
+      </w:r>
+    </w:p>
+    <w:p>
+      <w:pPr>
+        <w:spacing w:line="360"/>
+        <w:ind w:firstLine="480"/>
+      </w:pPr>
+      <w:r>
+        <w:rPr>
+          <w:rFonts w:ascii="宋体" w:cs="宋体" w:eastAsia="宋体" w:hAnsi="宋体"/>
+          <w:color w:val="FF0000"/>
+          <w:sz w:val="24"/>
+          <w:szCs w:val="24"/>
+        </w:rPr>
+        <w:t xml:space="preserve">3. 乙方提供虚假信息或隐瞒重要事实的，甲方有权提前收回借款，并要求乙方支付相当于借款总额{{违约金比例}}%的违约金。</w:t>
+      </w:r>
+    </w:p>
+    <w:p>
+      <w:pPr>
+        <w:spacing w:line="360"/>
+        <w:ind w:firstLine="480"/>
+      </w:pPr>
+      <w:r>
+        <w:rPr>
+          <w:rFonts w:ascii="宋体" w:cs="宋体" w:eastAsia="宋体" w:hAnsi="宋体"/>
+          <w:color w:val="FF0000"/>
+          <w:sz w:val="24"/>
+          <w:szCs w:val="24"/>
+        </w:rPr>
+        <w:t xml:space="preserve">4. 乙方未按约定提供担保或担保无效的，甲方有权提前收回借款，并要求乙方支付相当于借款总额{{违约金比例}}%的违约金。</w:t>
+      </w:r>
+    </w:p>
+    <w:p>
+      <w:pPr>
+        <w:spacing w:line="360"/>
+        <w:ind w:firstLine="480"/>
+      </w:pPr>
+      <w:r>
+        <w:rPr>
+          <w:rFonts w:ascii="宋体" w:cs="宋体" w:eastAsia="宋体" w:hAnsi="宋体"/>
+          <w:color w:val="FF0000"/>
+          <w:sz w:val="24"/>
+          <w:szCs w:val="24"/>
+        </w:rPr>
+        <w:t xml:space="preserve">5. 甲方未按约定发放借款的，每逾期一日，按应发放金额的{{逾期违约金比例}}%（日利率）支付违约金。</w:t>
+      </w:r>
+    </w:p>
+    <w:p>
+      <w:pPr>
+        <w:spacing w:line="360"/>
+        <w:ind w:firstLine="480"/>
+      </w:pPr>
+      <w:r>
+        <w:rPr>
+          <w:rFonts w:ascii="宋体" w:cs="宋体" w:eastAsia="宋体" w:hAnsi="宋体"/>
+          <w:sz w:val="24"/>
+          <w:szCs w:val="24"/>
+        </w:rPr>
+        <w:t xml:space="preserve">6. 因一方违约导致合同解除的，违约方应赔偿守约方因此遭受的全部损失，包括但不限于直接损失、间接损失、律师费、诉讼费等。</w:t>
+      </w:r>
+    </w:p>
+    <w:p>
+      <w:pPr>
+        <w:spacing w:line="360"/>
+        <w:ind w:firstLine="480"/>
+      </w:pPr>
+      <w:r>
+        <w:rPr>
+          <w:rFonts w:ascii="宋体" w:cs="宋体" w:eastAsia="宋体" w:hAnsi="宋体"/>
+          <w:sz w:val="24"/>
+          <w:szCs w:val="24"/>
+        </w:rPr>
+        <w:t xml:space="preserve">7. 违约金不足以弥补守约方损失的，违约方还应承担赔偿责任。</w:t>
+      </w:r>
+    </w:p>
+    <w:p>
+      <w:pPr>
+        <w:spacing w:line="360"/>
+        <w:ind w:firstLine="480"/>
+      </w:pPr>
+      <w:r>
+        <w:rPr>
+          <w:rFonts w:ascii="宋体" w:cs="宋体" w:eastAsia="宋体" w:hAnsi="宋体"/>
+          <w:color w:val="FF0000"/>
+          <w:sz w:val="24"/>
+          <w:szCs w:val="24"/>
+        </w:rPr>
+        <w:t xml:space="preserve">8. {{其他违约责任}}</w:t>
       </w:r>
     </w:p>
     <w:p/>
@@ -431,22 +622,78 @@
           <w:sz w:val="28"/>
           <w:szCs w:val="28"/>
         </w:rPr>
-        <w:t xml:space="preserve">第八条 争议解决</w:t>
-      </w:r>
-    </w:p>
-    <w:p>
-      <w:pPr>
-        <w:spacing w:line="360"/>
-        <w:ind w:firstLine="480"/>
-      </w:pPr>
-      <w:r>
-        <w:rPr>
-          <w:rFonts w:ascii="宋体" w:cs="宋体" w:eastAsia="宋体" w:hAnsi="宋体"/>
-          <w:color w:val="FF0000"/>
-          <w:sz w:val="24"/>
-          <w:szCs w:val="24"/>
-        </w:rPr>
-        <w:t xml:space="preserve">本合同履行过程中发生争议的，由双方协商解决；协商不成的，依法向{{管辖法院}}人民法院起诉。</w:t>
+        <w:t xml:space="preserve">第八条 不可抗力</w:t>
+      </w:r>
+    </w:p>
+    <w:p>
+      <w:pPr>
+        <w:spacing w:line="360"/>
+        <w:ind w:firstLine="480"/>
+      </w:pPr>
+      <w:r>
+        <w:rPr>
+          <w:rFonts w:ascii="宋体" w:cs="宋体" w:eastAsia="宋体" w:hAnsi="宋体"/>
+          <w:sz w:val="24"/>
+          <w:szCs w:val="24"/>
+        </w:rPr>
+        <w:t xml:space="preserve">1. 不可抗力是指不能预见、不能避免并不能克服的客观情况，包括但不限于地震、台风、洪水、火灾、战争、罢工、暴动、政府行为、法律法规变化、公共卫生事件等。</w:t>
+      </w:r>
+    </w:p>
+    <w:p>
+      <w:pPr>
+        <w:spacing w:line="360"/>
+        <w:ind w:firstLine="480"/>
+      </w:pPr>
+      <w:r>
+        <w:rPr>
+          <w:rFonts w:ascii="宋体" w:cs="宋体" w:eastAsia="宋体" w:hAnsi="宋体"/>
+          <w:color w:val="FF0000"/>
+          <w:sz w:val="24"/>
+          <w:szCs w:val="24"/>
+        </w:rPr>
+        <w:t xml:space="preserve">2. 因不可抗力导致合同无法履行的，遭受不可抗力的一方应及时通知对方，并在{{通知期限}}日内提供相关证明文件。</w:t>
+      </w:r>
+    </w:p>
+    <w:p>
+      <w:pPr>
+        <w:spacing w:line="360"/>
+        <w:ind w:firstLine="480"/>
+      </w:pPr>
+      <w:r>
+        <w:rPr>
+          <w:rFonts w:ascii="宋体" w:cs="宋体" w:eastAsia="宋体" w:hAnsi="宋体"/>
+          <w:sz w:val="24"/>
+          <w:szCs w:val="24"/>
+        </w:rPr>
+        <w:t xml:space="preserve">3. 因不可抗力导致合同部分或全部无法履行的，双方互不承担责任，但应及时采取适当措施减少损失。</w:t>
+      </w:r>
+    </w:p>
+    <w:p>
+      <w:pPr>
+        <w:spacing w:line="360"/>
+        <w:ind w:firstLine="480"/>
+      </w:pPr>
+      <w:r>
+        <w:rPr>
+          <w:rFonts w:ascii="宋体" w:cs="宋体" w:eastAsia="宋体" w:hAnsi="宋体"/>
+          <w:sz w:val="24"/>
+          <w:szCs w:val="24"/>
+        </w:rPr>
+        <w:t xml:space="preserve">4. 因不可抗力导致合同无法履行的，双方应协商解决。如协商不成，任何一方均有权解除合同，已履行的部分按照实际履行情况结算。</w:t>
+      </w:r>
+    </w:p>
+    <w:p>
+      <w:pPr>
+        <w:spacing w:line="360"/>
+        <w:ind w:firstLine="480"/>
+      </w:pPr>
+      <w:r>
+        <w:rPr>
+          <w:rFonts w:ascii="宋体" w:cs="宋体" w:eastAsia="宋体" w:hAnsi="宋体"/>
+          <w:sz w:val="24"/>
+          <w:szCs w:val="24"/>
+        </w:rPr>
+        <w:t xml:space="preserve">5. 因不可抗力导致合同迟延履行的，迟延履行期间不承担违约责任，但应尽快恢复履行。</w:t>
       </w:r>
     </w:p>
     <w:p/>
@@ -463,7 +710,128 @@
           <w:sz w:val="28"/>
           <w:szCs w:val="28"/>
         </w:rPr>
-        <w:t xml:space="preserve">第九条 其他约定</w:t>
+        <w:t xml:space="preserve">第九条 通知与送达</w:t>
+      </w:r>
+    </w:p>
+    <w:p>
+      <w:pPr>
+        <w:spacing w:line="360"/>
+        <w:ind w:firstLine="480"/>
+      </w:pPr>
+      <w:r>
+        <w:rPr>
+          <w:rFonts w:ascii="宋体" w:cs="宋体" w:eastAsia="宋体" w:hAnsi="宋体"/>
+          <w:sz w:val="24"/>
+          <w:szCs w:val="24"/>
+        </w:rPr>
+        <w:t xml:space="preserve">甲乙双方确认本合同载明的地址为有效送达地址，任何书面通知发送至该地址即视为送达。</w:t>
+      </w:r>
+    </w:p>
+    <w:p>
+      <w:pPr>
+        <w:spacing w:line="360"/>
+        <w:ind w:firstLine="480"/>
+      </w:pPr>
+      <w:r>
+        <w:rPr>
+          <w:rFonts w:ascii="宋体" w:cs="宋体" w:eastAsia="宋体" w:hAnsi="宋体"/>
+          <w:color w:val="FF0000"/>
+          <w:sz w:val="24"/>
+          <w:szCs w:val="24"/>
+        </w:rPr>
+        <w:t xml:space="preserve">一方变更送达地址的，应提前{{通知期限}}日书面通知对方。</w:t>
+      </w:r>
+    </w:p>
+    <w:p/>
+    <w:p>
+      <w:pPr>
+        <w:spacing w:before="200" w:after="200"/>
+      </w:pPr>
+      <w:r>
+        <w:rPr>
+          <w:rFonts w:ascii="宋体" w:cs="宋体" w:eastAsia="宋体" w:hAnsi="宋体"/>
+          <w:b/>
+          <w:bCs/>
+          <w:color w:val="000000"/>
+          <w:sz w:val="28"/>
+          <w:szCs w:val="28"/>
+        </w:rPr>
+        <w:t xml:space="preserve">第十条 争议解决</w:t>
+      </w:r>
+    </w:p>
+    <w:p>
+      <w:pPr>
+        <w:spacing w:line="360"/>
+        <w:ind w:firstLine="480"/>
+      </w:pPr>
+      <w:r>
+        <w:rPr>
+          <w:rFonts w:ascii="宋体" w:cs="宋体" w:eastAsia="宋体" w:hAnsi="宋体"/>
+          <w:color w:val="FF0000"/>
+          <w:sz w:val="24"/>
+          <w:szCs w:val="24"/>
+        </w:rPr>
+        <w:t xml:space="preserve">1. 本合同履行过程中发生争议的，由双方协商解决；协商不成的，依法向{{管辖法院}}人民法院起诉。</w:t>
+      </w:r>
+    </w:p>
+    <w:p>
+      <w:pPr>
+        <w:spacing w:line="360"/>
+        <w:ind w:firstLine="480"/>
+      </w:pPr>
+      <w:r>
+        <w:rPr>
+          <w:rFonts w:ascii="宋体" w:cs="宋体" w:eastAsia="宋体" w:hAnsi="宋体"/>
+          <w:color w:val="FF0000"/>
+          <w:sz w:val="24"/>
+          <w:szCs w:val="24"/>
+        </w:rPr>
+        <w:t xml:space="preserve">2. 双方确认，本合同签订地为{{签订地点}}，合同履行地为{{履行地点}}。</w:t>
+      </w:r>
+    </w:p>
+    <w:p>
+      <w:pPr>
+        <w:spacing w:line="360"/>
+        <w:ind w:firstLine="480"/>
+      </w:pPr>
+      <w:r>
+        <w:rPr>
+          <w:rFonts w:ascii="宋体" w:cs="宋体" w:eastAsia="宋体" w:hAnsi="宋体"/>
+          <w:sz w:val="24"/>
+          <w:szCs w:val="24"/>
+        </w:rPr>
+        <w:t xml:space="preserve">3. 争议期间，除争议事项外，本合同其他条款仍应履行，任何一方不得以争议为由拒绝履行其他义务。</w:t>
+      </w:r>
+    </w:p>
+    <w:p>
+      <w:pPr>
+        <w:spacing w:line="360"/>
+        <w:ind w:firstLine="480"/>
+      </w:pPr>
+      <w:r>
+        <w:rPr>
+          <w:rFonts w:ascii="宋体" w:cs="宋体" w:eastAsia="宋体" w:hAnsi="宋体"/>
+          <w:sz w:val="24"/>
+          <w:szCs w:val="24"/>
+        </w:rPr>
+        <w:t xml:space="preserve">4. 因本合同产生的诉讼费、律师费、保全费、执行费等费用，由败诉方承担。</w:t>
+      </w:r>
+    </w:p>
+    <w:p/>
+    <w:p>
+      <w:pPr>
+        <w:spacing w:before="200" w:after="200"/>
+      </w:pPr>
+      <w:r>
+        <w:rPr>
+          <w:rFonts w:ascii="宋体" w:cs="宋体" w:eastAsia="宋体" w:hAnsi="宋体"/>
+          <w:b/>
+          <w:bCs/>
+          <w:color w:val="000000"/>
+          <w:sz w:val="28"/>
+          <w:szCs w:val="28"/>
+        </w:rPr>
+        <w:t xml:space="preserve">第十一条 其他约定</w:t>
       </w:r>
     </w:p>
     <w:p>
